--- a/product/evidence/req-005/sole-trader/ai-use-and-governance-policy.docx
+++ b/product/evidence/req-005/sole-trader/ai-use-and-governance-policy.docx
@@ -431,7 +431,7 @@
           <w:sz w:val="22"/>
           <w:szCs w:val="22"/>
         </w:rPr>
-        <w:t xml:space="preserve">This policy sets out how Sunrise Supports uses digital and AI tools safely and with human review.</w:t>
+        <w:t xml:space="preserve">This policy sets out how Sunrise Supports uses digital and AI tools, and the safeguards we apply.</w:t>
       </w:r>
     </w:p>
     <w:p>
@@ -444,7 +444,7 @@
           <w:sz w:val="22"/>
           <w:szCs w:val="22"/>
         </w:rPr>
-        <w:t xml:space="preserve">[Provider to complete: name the NDIS Practice Standard this policy supports, as listed in your standards pack.]</w:t>
+        <w:t xml:space="preserve">It supports the Commission's 2026 position that every provider must govern its use of AI.</w:t>
       </w:r>
     </w:p>
     <w:p>
@@ -962,133 +962,7 @@
           <w:sz w:val="22"/>
           <w:szCs w:val="22"/>
         </w:rPr>
-        <w:t xml:space="preserve">Sunrise Supports is a sole trader business in New South Wales. We provide household tasks support (0120). We make these commitments about how we use digital and AI tools.</w:t>
-      </w:r>
-    </w:p>
-    <w:p>
-      <w:pPr>
-        <w:pStyle w:val="ListParagraph"/>
-        <w:numPr>
-          <w:ilvl w:val="0"/>
-          <w:numId w:val="3"/>
-        </w:numPr>
-        <w:spacing w:after="60"/>
-      </w:pPr>
-      <w:r>
-        <w:rPr>
-          <w:rFonts w:ascii="Calibri" w:cs="Calibri" w:eastAsia="Calibri" w:hAnsi="Calibri"/>
-          <w:sz w:val="22"/>
-          <w:szCs w:val="22"/>
-        </w:rPr>
-        <w:t xml:space="preserve">We use only the tools listed in section 7 Approved tools and uses, and only for the uses listed there.</w:t>
-      </w:r>
-    </w:p>
-    <w:p>
-      <w:pPr>
-        <w:pStyle w:val="ListParagraph"/>
-        <w:numPr>
-          <w:ilvl w:val="0"/>
-          <w:numId w:val="3"/>
-        </w:numPr>
-        <w:spacing w:after="60"/>
-      </w:pPr>
-      <w:r>
-        <w:rPr>
-          <w:rFonts w:ascii="Calibri" w:cs="Calibri" w:eastAsia="Calibri" w:hAnsi="Calibri"/>
-          <w:sz w:val="22"/>
-          <w:szCs w:val="22"/>
-        </w:rPr>
-        <w:t xml:space="preserve">We do not put participant personal information into any AI tool, unless the participant has agreed and we have checked how the tool stores and uses that information.</w:t>
-      </w:r>
-    </w:p>
-    <w:p>
-      <w:pPr>
-        <w:pStyle w:val="ListParagraph"/>
-        <w:numPr>
-          <w:ilvl w:val="0"/>
-          <w:numId w:val="3"/>
-        </w:numPr>
-        <w:spacing w:after="60"/>
-      </w:pPr>
-      <w:r>
-        <w:rPr>
-          <w:rFonts w:ascii="Calibri" w:cs="Calibri" w:eastAsia="Calibri" w:hAnsi="Calibri"/>
-          <w:sz w:val="22"/>
-          <w:szCs w:val="22"/>
-        </w:rPr>
-        <w:t xml:space="preserve">We read and check everything an AI tool produces before we use it, send it or file it. A person is always responsible for the final result.</w:t>
-      </w:r>
-    </w:p>
-    <w:p>
-      <w:pPr>
-        <w:pStyle w:val="ListParagraph"/>
-        <w:numPr>
-          <w:ilvl w:val="0"/>
-          <w:numId w:val="3"/>
-        </w:numPr>
-        <w:spacing w:after="60"/>
-      </w:pPr>
-      <w:r>
-        <w:rPr>
-          <w:rFonts w:ascii="Calibri" w:cs="Calibri" w:eastAsia="Calibri" w:hAnsi="Calibri"/>
-          <w:sz w:val="22"/>
-          <w:szCs w:val="22"/>
-        </w:rPr>
-        <w:t xml:space="preserve">We do not use AI to make decisions about a participant's supports, to assess risk, or to decide who works with a participant.</w:t>
-      </w:r>
-    </w:p>
-    <w:p>
-      <w:pPr>
-        <w:pStyle w:val="ListParagraph"/>
-        <w:numPr>
-          <w:ilvl w:val="0"/>
-          <w:numId w:val="3"/>
-        </w:numPr>
-        <w:spacing w:after="60"/>
-      </w:pPr>
-      <w:r>
-        <w:rPr>
-          <w:rFonts w:ascii="Calibri" w:cs="Calibri" w:eastAsia="Calibri" w:hAnsi="Calibri"/>
-          <w:sz w:val="22"/>
-          <w:szCs w:val="22"/>
-        </w:rPr>
-        <w:t xml:space="preserve">We tell participants when we use AI in a way that affects them, and we explain this in plain language. We respect a participant's choice to say no, and their support stays the same if they do.</w:t>
-      </w:r>
-    </w:p>
-    <w:p>
-      <w:pPr>
-        <w:pStyle w:val="ListParagraph"/>
-        <w:numPr>
-          <w:ilvl w:val="0"/>
-          <w:numId w:val="3"/>
-        </w:numPr>
-        <w:spacing w:after="60"/>
-      </w:pPr>
-      <w:r>
-        <w:rPr>
-          <w:rFonts w:ascii="Calibri" w:cs="Calibri" w:eastAsia="Calibri" w:hAnsi="Calibri"/>
-          <w:sz w:val="22"/>
-          <w:szCs w:val="22"/>
-        </w:rPr>
-        <w:t xml:space="preserve">We keep a record of the tools we approve and of any problem we find with an AI tool.</w:t>
-      </w:r>
-    </w:p>
-    <w:p>
-      <w:pPr>
-        <w:pStyle w:val="ListParagraph"/>
-        <w:numPr>
-          <w:ilvl w:val="0"/>
-          <w:numId w:val="3"/>
-        </w:numPr>
-        <w:spacing w:after="60"/>
-      </w:pPr>
-      <w:r>
-        <w:rPr>
-          <w:rFonts w:ascii="Calibri" w:cs="Calibri" w:eastAsia="Calibri" w:hAnsi="Calibri"/>
-          <w:sz w:val="22"/>
-          <w:szCs w:val="22"/>
-        </w:rPr>
-        <w:t xml:space="preserve">We review this policy every 12 months, and sooner if the Commission changes its published position on AI or if we plan to add a new tool.</w:t>
+        <w:t xml:space="preserve">Sunrise Supports is a sole trader business in New South Wales. We provide household tasks support. The Commission's 2026 position on AI use by providers expects every provider to govern its use of AI. This policy is how we do that.</w:t>
       </w:r>
     </w:p>
     <w:p>
@@ -1101,7 +975,7 @@
           <w:sz w:val="22"/>
           <w:szCs w:val="22"/>
         </w:rPr>
-        <w:t xml:space="preserve">These commitments follow the NDIS Quality and Safeguards Commission's published position on AI. This policy does not replace our duties on privacy, participant rights or safe supports.</w:t>
+        <w:t xml:space="preserve">We use digital and AI tools only when they help us do our work safely and well. We stay responsible for every decision and every document, whatever tool we used to prepare it.</w:t>
       </w:r>
     </w:p>
     <w:tbl>
@@ -1117,30 +991,322 @@
         </w:tblBorders>
       </w:tblPr>
       <w:tblGrid>
-        <w:gridCol w:w="9000"/>
+        <w:gridCol w:w="4500"/>
+        <w:gridCol w:w="4500"/>
       </w:tblGrid>
       <w:tr>
-        <w:tc>
-          <w:tcPr>
-            <w:tcW w:type="dxa" w:w="9000"/>
-            <w:tcBorders>
-              <w:top w:val="single" w:color="999999" w:sz="4"/>
-              <w:left w:val="single" w:color="999999" w:sz="4"/>
-              <w:bottom w:val="single" w:color="999999" w:sz="4"/>
-              <w:right w:val="single" w:color="999999" w:sz="4"/>
-            </w:tcBorders>
-            <w:shd w:fill="FFF4CE" w:val="clear"/>
-          </w:tcPr>
-          <w:p>
-            <w:r>
-              <w:rPr>
-                <w:rFonts w:ascii="Calibri" w:cs="Calibri" w:eastAsia="Calibri" w:hAnsi="Calibri"/>
-                <w:i/>
-                <w:iCs/>
-                <w:sz w:val="22"/>
-                <w:szCs w:val="22"/>
-              </w:rPr>
-              <w:t xml:space="preserve">[Provider to complete: list the quality indicators this policy supports. None were provided for this document.]</w:t>
+        <w:trPr>
+          <w:tblHeader/>
+        </w:trPr>
+        <w:tc>
+          <w:tcPr>
+            <w:tcW w:type="dxa" w:w="4500"/>
+            <w:tcBorders>
+              <w:top w:val="single" w:color="999999" w:sz="4"/>
+              <w:left w:val="single" w:color="999999" w:sz="4"/>
+              <w:bottom w:val="single" w:color="999999" w:sz="4"/>
+              <w:right w:val="single" w:color="999999" w:sz="4"/>
+            </w:tcBorders>
+            <w:shd w:fill="EEEEEE" w:val="clear"/>
+          </w:tcPr>
+          <w:p>
+            <w:r>
+              <w:rPr>
+                <w:rFonts w:ascii="Calibri" w:cs="Calibri" w:eastAsia="Calibri" w:hAnsi="Calibri"/>
+                <w:b/>
+                <w:bCs/>
+                <w:sz w:val="22"/>
+                <w:szCs w:val="22"/>
+              </w:rPr>
+              <w:t xml:space="preserve">Our commitment</w:t>
+            </w:r>
+          </w:p>
+        </w:tc>
+        <w:tc>
+          <w:tcPr>
+            <w:tcW w:type="dxa" w:w="4500"/>
+            <w:tcBorders>
+              <w:top w:val="single" w:color="999999" w:sz="4"/>
+              <w:left w:val="single" w:color="999999" w:sz="4"/>
+              <w:bottom w:val="single" w:color="999999" w:sz="4"/>
+              <w:right w:val="single" w:color="999999" w:sz="4"/>
+            </w:tcBorders>
+            <w:shd w:fill="EEEEEE" w:val="clear"/>
+          </w:tcPr>
+          <w:p>
+            <w:r>
+              <w:rPr>
+                <w:rFonts w:ascii="Calibri" w:cs="Calibri" w:eastAsia="Calibri" w:hAnsi="Calibri"/>
+                <w:b/>
+                <w:bCs/>
+                <w:sz w:val="22"/>
+                <w:szCs w:val="22"/>
+              </w:rPr>
+              <w:t xml:space="preserve">What we do</w:t>
+            </w:r>
+          </w:p>
+        </w:tc>
+      </w:tr>
+      <w:tr>
+        <w:tc>
+          <w:tcPr>
+            <w:tcW w:type="dxa" w:w="4500"/>
+            <w:tcBorders>
+              <w:top w:val="single" w:color="999999" w:sz="4"/>
+              <w:left w:val="single" w:color="999999" w:sz="4"/>
+              <w:bottom w:val="single" w:color="999999" w:sz="4"/>
+              <w:right w:val="single" w:color="999999" w:sz="4"/>
+            </w:tcBorders>
+          </w:tcPr>
+          <w:p>
+            <w:r>
+              <w:rPr>
+                <w:rFonts w:ascii="Calibri" w:cs="Calibri" w:eastAsia="Calibri" w:hAnsi="Calibri"/>
+                <w:sz w:val="22"/>
+                <w:szCs w:val="22"/>
+              </w:rPr>
+              <w:t xml:space="preserve">We decide, not the tool</w:t>
+            </w:r>
+          </w:p>
+        </w:tc>
+        <w:tc>
+          <w:tcPr>
+            <w:tcW w:type="dxa" w:w="4500"/>
+            <w:tcBorders>
+              <w:top w:val="single" w:color="999999" w:sz="4"/>
+              <w:left w:val="single" w:color="999999" w:sz="4"/>
+              <w:bottom w:val="single" w:color="999999" w:sz="4"/>
+              <w:right w:val="single" w:color="999999" w:sz="4"/>
+            </w:tcBorders>
+          </w:tcPr>
+          <w:p>
+            <w:r>
+              <w:rPr>
+                <w:rFonts w:ascii="Calibri" w:cs="Calibri" w:eastAsia="Calibri" w:hAnsi="Calibri"/>
+                <w:sz w:val="22"/>
+                <w:szCs w:val="22"/>
+              </w:rPr>
+              <w:t xml:space="preserve">We read and check anything an AI tool produces before we use it. We make every decision about a participant's support ourselves.</w:t>
+            </w:r>
+          </w:p>
+        </w:tc>
+      </w:tr>
+      <w:tr>
+        <w:tc>
+          <w:tcPr>
+            <w:tcW w:type="dxa" w:w="4500"/>
+            <w:tcBorders>
+              <w:top w:val="single" w:color="999999" w:sz="4"/>
+              <w:left w:val="single" w:color="999999" w:sz="4"/>
+              <w:bottom w:val="single" w:color="999999" w:sz="4"/>
+              <w:right w:val="single" w:color="999999" w:sz="4"/>
+            </w:tcBorders>
+          </w:tcPr>
+          <w:p>
+            <w:r>
+              <w:rPr>
+                <w:rFonts w:ascii="Calibri" w:cs="Calibri" w:eastAsia="Calibri" w:hAnsi="Calibri"/>
+                <w:sz w:val="22"/>
+                <w:szCs w:val="22"/>
+              </w:rPr>
+              <w:t xml:space="preserve">We use only approved tools</w:t>
+            </w:r>
+          </w:p>
+        </w:tc>
+        <w:tc>
+          <w:tcPr>
+            <w:tcW w:type="dxa" w:w="4500"/>
+            <w:tcBorders>
+              <w:top w:val="single" w:color="999999" w:sz="4"/>
+              <w:left w:val="single" w:color="999999" w:sz="4"/>
+              <w:bottom w:val="single" w:color="999999" w:sz="4"/>
+              <w:right w:val="single" w:color="999999" w:sz="4"/>
+            </w:tcBorders>
+          </w:tcPr>
+          <w:p>
+            <w:r>
+              <w:rPr>
+                <w:rFonts w:ascii="Calibri" w:cs="Calibri" w:eastAsia="Calibri" w:hAnsi="Calibri"/>
+                <w:sz w:val="22"/>
+                <w:szCs w:val="22"/>
+              </w:rPr>
+              <w:t xml:space="preserve">We use only the tools listed in section 7 Approved tools and uses. We add a new tool only after we have checked how it handles information.</w:t>
+            </w:r>
+          </w:p>
+        </w:tc>
+      </w:tr>
+      <w:tr>
+        <w:tc>
+          <w:tcPr>
+            <w:tcW w:type="dxa" w:w="4500"/>
+            <w:tcBorders>
+              <w:top w:val="single" w:color="999999" w:sz="4"/>
+              <w:left w:val="single" w:color="999999" w:sz="4"/>
+              <w:bottom w:val="single" w:color="999999" w:sz="4"/>
+              <w:right w:val="single" w:color="999999" w:sz="4"/>
+            </w:tcBorders>
+          </w:tcPr>
+          <w:p>
+            <w:r>
+              <w:rPr>
+                <w:rFonts w:ascii="Calibri" w:cs="Calibri" w:eastAsia="Calibri" w:hAnsi="Calibri"/>
+                <w:sz w:val="22"/>
+                <w:szCs w:val="22"/>
+              </w:rPr>
+              <w:t xml:space="preserve">We protect participant information</w:t>
+            </w:r>
+          </w:p>
+        </w:tc>
+        <w:tc>
+          <w:tcPr>
+            <w:tcW w:type="dxa" w:w="4500"/>
+            <w:tcBorders>
+              <w:top w:val="single" w:color="999999" w:sz="4"/>
+              <w:left w:val="single" w:color="999999" w:sz="4"/>
+              <w:bottom w:val="single" w:color="999999" w:sz="4"/>
+              <w:right w:val="single" w:color="999999" w:sz="4"/>
+            </w:tcBorders>
+          </w:tcPr>
+          <w:p>
+            <w:r>
+              <w:rPr>
+                <w:rFonts w:ascii="Calibri" w:cs="Calibri" w:eastAsia="Calibri" w:hAnsi="Calibri"/>
+                <w:sz w:val="22"/>
+                <w:szCs w:val="22"/>
+              </w:rPr>
+              <w:t xml:space="preserve">We do not put participant names, contact details, health information or support details into an AI tool unless section 7 Approved tools and uses allows it for that tool.</w:t>
+            </w:r>
+          </w:p>
+        </w:tc>
+      </w:tr>
+      <w:tr>
+        <w:tc>
+          <w:tcPr>
+            <w:tcW w:type="dxa" w:w="4500"/>
+            <w:tcBorders>
+              <w:top w:val="single" w:color="999999" w:sz="4"/>
+              <w:left w:val="single" w:color="999999" w:sz="4"/>
+              <w:bottom w:val="single" w:color="999999" w:sz="4"/>
+              <w:right w:val="single" w:color="999999" w:sz="4"/>
+            </w:tcBorders>
+          </w:tcPr>
+          <w:p>
+            <w:r>
+              <w:rPr>
+                <w:rFonts w:ascii="Calibri" w:cs="Calibri" w:eastAsia="Calibri" w:hAnsi="Calibri"/>
+                <w:sz w:val="22"/>
+                <w:szCs w:val="22"/>
+              </w:rPr>
+              <w:t xml:space="preserve">We are open with participants</w:t>
+            </w:r>
+          </w:p>
+        </w:tc>
+        <w:tc>
+          <w:tcPr>
+            <w:tcW w:type="dxa" w:w="4500"/>
+            <w:tcBorders>
+              <w:top w:val="single" w:color="999999" w:sz="4"/>
+              <w:left w:val="single" w:color="999999" w:sz="4"/>
+              <w:bottom w:val="single" w:color="999999" w:sz="4"/>
+              <w:right w:val="single" w:color="999999" w:sz="4"/>
+            </w:tcBorders>
+          </w:tcPr>
+          <w:p>
+            <w:r>
+              <w:rPr>
+                <w:rFonts w:ascii="Calibri" w:cs="Calibri" w:eastAsia="Calibri" w:hAnsi="Calibri"/>
+                <w:sz w:val="22"/>
+                <w:szCs w:val="22"/>
+              </w:rPr>
+              <w:t xml:space="preserve">We tell participants when we use AI in a way that affects them. We ask for their consent first where it involves their information. See section 8 Participant information and AI.</w:t>
+            </w:r>
+          </w:p>
+        </w:tc>
+      </w:tr>
+      <w:tr>
+        <w:tc>
+          <w:tcPr>
+            <w:tcW w:type="dxa" w:w="4500"/>
+            <w:tcBorders>
+              <w:top w:val="single" w:color="999999" w:sz="4"/>
+              <w:left w:val="single" w:color="999999" w:sz="4"/>
+              <w:bottom w:val="single" w:color="999999" w:sz="4"/>
+              <w:right w:val="single" w:color="999999" w:sz="4"/>
+            </w:tcBorders>
+          </w:tcPr>
+          <w:p>
+            <w:r>
+              <w:rPr>
+                <w:rFonts w:ascii="Calibri" w:cs="Calibri" w:eastAsia="Calibri" w:hAnsi="Calibri"/>
+                <w:sz w:val="22"/>
+                <w:szCs w:val="22"/>
+              </w:rPr>
+              <w:t xml:space="preserve">We keep records</w:t>
+            </w:r>
+          </w:p>
+        </w:tc>
+        <w:tc>
+          <w:tcPr>
+            <w:tcW w:type="dxa" w:w="4500"/>
+            <w:tcBorders>
+              <w:top w:val="single" w:color="999999" w:sz="4"/>
+              <w:left w:val="single" w:color="999999" w:sz="4"/>
+              <w:bottom w:val="single" w:color="999999" w:sz="4"/>
+              <w:right w:val="single" w:color="999999" w:sz="4"/>
+            </w:tcBorders>
+          </w:tcPr>
+          <w:p>
+            <w:r>
+              <w:rPr>
+                <w:rFonts w:ascii="Calibri" w:cs="Calibri" w:eastAsia="Calibri" w:hAnsi="Calibri"/>
+                <w:sz w:val="22"/>
+                <w:szCs w:val="22"/>
+              </w:rPr>
+              <w:t xml:space="preserve">We keep a record of the tools we use, what we use them for and the checks we make. See section 9 Records and evidence to retain.</w:t>
+            </w:r>
+          </w:p>
+        </w:tc>
+      </w:tr>
+      <w:tr>
+        <w:tc>
+          <w:tcPr>
+            <w:tcW w:type="dxa" w:w="4500"/>
+            <w:tcBorders>
+              <w:top w:val="single" w:color="999999" w:sz="4"/>
+              <w:left w:val="single" w:color="999999" w:sz="4"/>
+              <w:bottom w:val="single" w:color="999999" w:sz="4"/>
+              <w:right w:val="single" w:color="999999" w:sz="4"/>
+            </w:tcBorders>
+          </w:tcPr>
+          <w:p>
+            <w:r>
+              <w:rPr>
+                <w:rFonts w:ascii="Calibri" w:cs="Calibri" w:eastAsia="Calibri" w:hAnsi="Calibri"/>
+                <w:sz w:val="22"/>
+                <w:szCs w:val="22"/>
+              </w:rPr>
+              <w:t xml:space="preserve">We review our use</w:t>
+            </w:r>
+          </w:p>
+        </w:tc>
+        <w:tc>
+          <w:tcPr>
+            <w:tcW w:type="dxa" w:w="4500"/>
+            <w:tcBorders>
+              <w:top w:val="single" w:color="999999" w:sz="4"/>
+              <w:left w:val="single" w:color="999999" w:sz="4"/>
+              <w:bottom w:val="single" w:color="999999" w:sz="4"/>
+              <w:right w:val="single" w:color="999999" w:sz="4"/>
+            </w:tcBorders>
+          </w:tcPr>
+          <w:p>
+            <w:r>
+              <w:rPr>
+                <w:rFonts w:ascii="Calibri" w:cs="Calibri" w:eastAsia="Calibri" w:hAnsi="Calibri"/>
+                <w:sz w:val="22"/>
+                <w:szCs w:val="22"/>
+              </w:rPr>
+              <w:t xml:space="preserve">We review this policy and our list of tools every 12 months. We also review them sooner if a tool, a risk or the Commission's position changes.</w:t>
             </w:r>
           </w:p>
         </w:tc>
@@ -1157,6 +1323,19 @@
           <w:szCs w:val="22"/>
         </w:rPr>
         <w:t xml:space="preserve"/>
+      </w:r>
+    </w:p>
+    <w:p>
+      <w:pPr>
+        <w:spacing w:after="120"/>
+      </w:pPr>
+      <w:r>
+        <w:rPr>
+          <w:rFonts w:ascii="Calibri" w:cs="Calibri" w:eastAsia="Calibri" w:hAnsi="Calibri"/>
+          <w:sz w:val="22"/>
+          <w:szCs w:val="22"/>
+        </w:rPr>
+        <w:t xml:space="preserve">If we make a mistake with a tool, or a tool puts participant information at risk, we stop using it, fix the problem and record what happened. We tell the participant if their information was affected.</w:t>
       </w:r>
     </w:p>
     <w:p>
@@ -1191,7 +1370,7 @@
         <w:pStyle w:val="ListParagraph"/>
         <w:numPr>
           <w:ilvl w:val="0"/>
-          <w:numId w:val="4"/>
+          <w:numId w:val="3"/>
         </w:numPr>
         <w:spacing w:after="60"/>
       </w:pPr>
@@ -1209,7 +1388,7 @@
         <w:pStyle w:val="ListParagraph"/>
         <w:numPr>
           <w:ilvl w:val="0"/>
-          <w:numId w:val="4"/>
+          <w:numId w:val="3"/>
         </w:numPr>
         <w:spacing w:after="60"/>
       </w:pPr>
@@ -1227,7 +1406,7 @@
         <w:pStyle w:val="ListParagraph"/>
         <w:numPr>
           <w:ilvl w:val="0"/>
-          <w:numId w:val="4"/>
+          <w:numId w:val="3"/>
         </w:numPr>
         <w:spacing w:after="60"/>
       </w:pPr>
@@ -1245,7 +1424,7 @@
         <w:pStyle w:val="ListParagraph"/>
         <w:numPr>
           <w:ilvl w:val="0"/>
-          <w:numId w:val="4"/>
+          <w:numId w:val="3"/>
         </w:numPr>
         <w:spacing w:after="60"/>
       </w:pPr>
@@ -1263,7 +1442,7 @@
         <w:pStyle w:val="ListParagraph"/>
         <w:numPr>
           <w:ilvl w:val="0"/>
-          <w:numId w:val="4"/>
+          <w:numId w:val="3"/>
         </w:numPr>
         <w:spacing w:after="60"/>
       </w:pPr>
@@ -1281,7 +1460,7 @@
         <w:pStyle w:val="ListParagraph"/>
         <w:numPr>
           <w:ilvl w:val="0"/>
-          <w:numId w:val="4"/>
+          <w:numId w:val="3"/>
         </w:numPr>
         <w:spacing w:after="60"/>
       </w:pPr>
@@ -1299,7 +1478,7 @@
         <w:pStyle w:val="ListParagraph"/>
         <w:numPr>
           <w:ilvl w:val="0"/>
-          <w:numId w:val="4"/>
+          <w:numId w:val="3"/>
         </w:numPr>
         <w:spacing w:after="60"/>
       </w:pPr>
@@ -1317,7 +1496,7 @@
         <w:pStyle w:val="ListParagraph"/>
         <w:numPr>
           <w:ilvl w:val="0"/>
-          <w:numId w:val="4"/>
+          <w:numId w:val="3"/>
         </w:numPr>
         <w:spacing w:after="60"/>
       </w:pPr>
@@ -1335,7 +1514,7 @@
         <w:pStyle w:val="ListParagraph"/>
         <w:numPr>
           <w:ilvl w:val="0"/>
-          <w:numId w:val="4"/>
+          <w:numId w:val="3"/>
         </w:numPr>
         <w:spacing w:after="60"/>
       </w:pPr>
@@ -3474,12 +3653,6 @@
     </w:lvlOverride>
   </w:num>
   <w:num w:numId="3">
-    <w:abstractNumId w:val="7"/>
-    <w:lvlOverride w:ilvl="0">
-      <w:startOverride w:val="1"/>
-    </w:lvlOverride>
-  </w:num>
-  <w:num w:numId="4">
     <w:abstractNumId w:val="8"/>
     <w:lvlOverride w:ilvl="0">
       <w:startOverride w:val="1"/>
